--- a/testakten/schwerbehindertenrecht-parkinson-merkzeichen-g-arnsberg/02_bescheid_versorgungsamt.docx
+++ b/testakten/schwerbehindertenrecht-parkinson-merkzeichen-g-arnsberg/02_bescheid_versorgungsamt.docx
@@ -51,7 +51,27 @@
         <w:t>Der Bescheid erwähnt den Neurologie-Befund vom 29.05.2026 nur mit einem Satz. Das Gehstreckenprotokoll der Tochter fehlt. Sturzereignisse Februar, April und Juni 2026 sind nicht berücksichtigt. Fatigue und Freezing werden nicht ausdrücklich gewürdigt.</w:t>
       </w:r>
     </w:p>
+    <w:p>
+      <w:pPr>
+        <w:pStyle w:val="Heading2"/>
+      </w:pPr>
+      <w:r>
+        <w:t>Verfügung und tragende Erwägungen</w:t>
+      </w:r>
+    </w:p>
+    <w:p>
+      <w:r>
+        <w:t>Das Märkische Versorgungsamt belässt den Grad der Behinderung mit Bescheid vom 18. Juni 2026 bei 40 und lehnt das Merkzeichen G ab. Es verweist auf einen im Untersuchungstermin flüssigen Gang über den Praxisflur und auf fehlende objektive Nachweise für eine dauerhaft erheblich eingeschränkte Wegstrecke.</w:t>
+      </w:r>
+    </w:p>
+    <w:p>
+      <w:r>
+        <w:t>Als Funktionsbeeinträchtigungen werden Parkinson-Syndrom, degenerative Wirbelsäulenveränderungen und Bluthochdruck genannt. Das Gehtagebuch der Tochter erscheint im Anlagenverzeichnis, wird in den Gründen aber nicht nach On- und Off-Phasen ausgewertet. Der Bescheid ging nach dem erhaltenen Umschlag am 20. Juni zu; Rechtsbehelf und Akteneinsicht sind getrennt vorzubereiten.</w:t>
+      </w:r>
+    </w:p>
     <w:sectPr>
+      <w:headerReference w:type="default" r:id="rId9"/>
+      <w:footerReference w:type="default" r:id="rId10"/>
       <w:pgSz w:w="11906" w:h="16838"/>
       <w:pgMar w:top="1417" w:right="1417" w:bottom="1417" w:left="1417" w:header="720" w:footer="720" w:gutter="0"/>
       <w:cols w:space="720"/>
@@ -59,6 +79,44 @@
     </w:sectPr>
   </w:body>
 </w:document>
+</file>
+
+<file path=word/footer1.xml><?xml version="1.0" encoding="utf-8"?>
+<w:ftr xmlns:m="http://schemas.openxmlformats.org/officeDocument/2006/math" xmlns:mc="http://schemas.openxmlformats.org/markup-compatibility/2006" xmlns:mo="http://schemas.microsoft.com/office/mac/office/2008/main" xmlns:mv="urn:schemas-microsoft-com:mac:vml" xmlns:o="urn:schemas-microsoft-com:office:office" xmlns:r="http://schemas.openxmlformats.org/officeDocument/2006/relationships" xmlns:v="urn:schemas-microsoft-com:vml" xmlns:w10="urn:schemas-microsoft-com:office:word" xmlns:w14="http://schemas.microsoft.com/office/word/2010/wordml" xmlns:w="http://schemas.openxmlformats.org/wordprocessingml/2006/main" xmlns:wne="http://schemas.microsoft.com/office/word/2006/wordml" xmlns:wp14="http://schemas.microsoft.com/office/word/2010/wordprocessingDrawing" xmlns:wp="http://schemas.openxmlformats.org/drawingml/2006/wordprocessingDrawing" xmlns:wpc="http://schemas.microsoft.com/office/word/2010/wordprocessingCanvas" xmlns:wpg="http://schemas.microsoft.com/office/word/2010/wordprocessingGroup" xmlns:wpi="http://schemas.microsoft.com/office/word/2010/wordprocessingInk" xmlns:wps="http://schemas.microsoft.com/office/word/2010/wordprocessingShape" mc:Ignorable="w14 wp14">
+  <w:p>
+    <w:pPr>
+      <w:pStyle w:val="Footer"/>
+      <w:jc w:val="center"/>
+    </w:pPr>
+    <w:r>
+      <w:rPr>
+        <w:rFonts w:ascii="Arial" w:hAnsi="Arial"/>
+        <w:color w:val="6E6E6E"/>
+        <w:sz w:val="16"/>
+      </w:rPr>
+      <w:t>Aktenstück 02_bescheid_versorgungsamt.docx · Arbeitsstand</w:t>
+    </w:r>
+  </w:p>
+</w:ftr>
+</file>
+
+<file path=word/header1.xml><?xml version="1.0" encoding="utf-8"?>
+<w:hdr xmlns:m="http://schemas.openxmlformats.org/officeDocument/2006/math" xmlns:mc="http://schemas.openxmlformats.org/markup-compatibility/2006" xmlns:mo="http://schemas.microsoft.com/office/mac/office/2008/main" xmlns:mv="urn:schemas-microsoft-com:mac:vml" xmlns:o="urn:schemas-microsoft-com:office:office" xmlns:r="http://schemas.openxmlformats.org/officeDocument/2006/relationships" xmlns:v="urn:schemas-microsoft-com:vml" xmlns:w10="urn:schemas-microsoft-com:office:word" xmlns:w14="http://schemas.microsoft.com/office/word/2010/wordml" xmlns:w="http://schemas.openxmlformats.org/wordprocessingml/2006/main" xmlns:wne="http://schemas.microsoft.com/office/word/2006/wordml" xmlns:wp14="http://schemas.microsoft.com/office/word/2010/wordprocessingDrawing" xmlns:wp="http://schemas.openxmlformats.org/drawingml/2006/wordprocessingDrawing" xmlns:wpc="http://schemas.microsoft.com/office/word/2010/wordprocessingCanvas" xmlns:wpg="http://schemas.microsoft.com/office/word/2010/wordprocessingGroup" xmlns:wpi="http://schemas.microsoft.com/office/word/2010/wordprocessingInk" xmlns:wps="http://schemas.microsoft.com/office/word/2010/wordprocessingShape" mc:Ignorable="w14 wp14">
+  <w:p>
+    <w:pPr>
+      <w:pStyle w:val="Header"/>
+      <w:jc w:val="right"/>
+    </w:pPr>
+    <w:r>
+      <w:rPr>
+        <w:rFonts w:ascii="Arial" w:hAnsi="Arial"/>
+        <w:color w:val="535E67"/>
+        <w:sz w:val="16"/>
+      </w:rPr>
+      <w:t>Märkisches Versorgungsamt · Bescheid Helga Rottmann</w:t>
+    </w:r>
+  </w:p>
+</w:hdr>
 </file>
 
 <file path=word/numbering.xml><?xml version="1.0" encoding="utf-8"?>
@@ -424,9 +482,12 @@
     <w:name w:val="Normal"/>
     <w:qFormat/>
     <w:rsid w:val="00FC693F"/>
+    <w:pPr>
+      <w:spacing w:after="120"/>
+    </w:pPr>
     <w:rPr>
-      <w:rFonts w:ascii="Times New Roman" w:hAnsi="Times New Roman"/>
-      <w:sz w:val="22"/>
+      <w:rFonts w:ascii="Arial" w:hAnsi="Arial"/>
+      <w:sz w:val="21"/>
     </w:rPr>
   </w:style>
   <w:style w:type="paragraph" w:styleId="Header">
@@ -488,9 +549,10 @@
       <w:outlineLvl w:val="0"/>
     </w:pPr>
     <w:rPr>
-      <w:rFonts w:asciiTheme="majorHAnsi" w:eastAsiaTheme="majorEastAsia" w:hAnsiTheme="majorHAnsi" w:cstheme="majorBidi" w:ascii="Times New Roman" w:hAnsi="Times New Roman"/>
+      <w:rFonts w:asciiTheme="majorHAnsi" w:eastAsiaTheme="majorEastAsia" w:hAnsiTheme="majorHAnsi" w:cstheme="majorBidi" w:ascii="Arial" w:hAnsi="Arial"/>
       <w:b/>
       <w:bCs/>
+      <w:color w:val="24364B"/>
       <w:sz w:val="28"/>
       <w:szCs w:val="28"/>
     </w:rPr>
@@ -511,9 +573,10 @@
       <w:outlineLvl w:val="1"/>
     </w:pPr>
     <w:rPr>
-      <w:rFonts w:asciiTheme="majorHAnsi" w:eastAsiaTheme="majorEastAsia" w:hAnsiTheme="majorHAnsi" w:cstheme="majorBidi" w:ascii="Times New Roman" w:hAnsi="Times New Roman"/>
+      <w:rFonts w:asciiTheme="majorHAnsi" w:eastAsiaTheme="majorEastAsia" w:hAnsiTheme="majorHAnsi" w:cstheme="majorBidi" w:ascii="Arial" w:hAnsi="Arial"/>
       <w:b/>
       <w:bCs/>
+      <w:color w:val="24364B"/>
       <w:sz w:val="24"/>
       <w:szCs w:val="26"/>
     </w:rPr>
@@ -775,8 +838,8 @@
       <w:contextualSpacing/>
     </w:pPr>
     <w:rPr>
-      <w:rFonts w:asciiTheme="majorHAnsi" w:eastAsiaTheme="majorEastAsia" w:hAnsiTheme="majorHAnsi" w:cstheme="majorBidi"/>
-      <w:color w:val="17365D" w:themeColor="text2" w:themeShade="BF"/>
+      <w:rFonts w:asciiTheme="majorHAnsi" w:eastAsiaTheme="majorEastAsia" w:hAnsiTheme="majorHAnsi" w:cstheme="majorBidi" w:ascii="Arial" w:hAnsi="Arial"/>
+      <w:color w:val="24364B"/>
       <w:spacing w:val="5"/>
       <w:kern w:val="28"/>
       <w:sz w:val="52"/>
